--- a/Materiali/Riepilogo tirocinio.docx
+++ b/Materiali/Riepilogo tirocinio.docx
@@ -531,22 +531,19 @@
         <w:contextualSpacing/>
       </w:pPr>
       <w:r>
-        <w:rPr>
-          <w:noProof/>
-        </w:rPr>
         <w:drawing>
-          <wp:anchor distT="0" distB="0" distL="114300" distR="114300" simplePos="0" relativeHeight="251671552" behindDoc="0" locked="0" layoutInCell="1" allowOverlap="1" wp14:anchorId="3184721F" wp14:editId="34E5304B">
+          <wp:anchor distT="0" distB="0" distL="114300" distR="114300" simplePos="0" relativeHeight="251759616" behindDoc="0" locked="0" layoutInCell="1" allowOverlap="1" wp14:anchorId="1AD36519" wp14:editId="7629396F">
             <wp:simplePos x="0" y="0"/>
             <wp:positionH relativeFrom="column">
-              <wp:posOffset>-40640</wp:posOffset>
+              <wp:posOffset>32385</wp:posOffset>
             </wp:positionH>
             <wp:positionV relativeFrom="paragraph">
-              <wp:posOffset>359372</wp:posOffset>
+              <wp:posOffset>279400</wp:posOffset>
             </wp:positionV>
-            <wp:extent cx="4556125" cy="1827530"/>
-            <wp:effectExtent l="0" t="0" r="0" b="1270"/>
+            <wp:extent cx="4140835" cy="1365885"/>
+            <wp:effectExtent l="0" t="0" r="0" b="5715"/>
             <wp:wrapTopAndBottom/>
-            <wp:docPr id="11" name="Immagine 11" descr="&lt;titleStmt&gt;"/>
+            <wp:docPr id="15" name="Immagine 15" descr="Immagine che contiene testo&#10;&#10;Descrizione generata automaticamente"/>
             <wp:cNvGraphicFramePr>
               <a:graphicFrameLocks xmlns:a="http://schemas.openxmlformats.org/drawingml/2006/main" noChangeAspect="1"/>
             </wp:cNvGraphicFramePr>
@@ -554,7 +551,7 @@
               <a:graphicData uri="http://schemas.openxmlformats.org/drawingml/2006/picture">
                 <pic:pic xmlns:pic="http://schemas.openxmlformats.org/drawingml/2006/picture">
                   <pic:nvPicPr>
-                    <pic:cNvPr id="11" name="Immagine 11" descr="&lt;titleStmt&gt;"/>
+                    <pic:cNvPr id="15" name="Immagine 15" descr="Immagine che contiene testo&#10;&#10;Descrizione generata automaticamente"/>
                     <pic:cNvPicPr/>
                   </pic:nvPicPr>
                   <pic:blipFill>
@@ -566,7 +563,7 @@
                   <pic:spPr>
                     <a:xfrm>
                       <a:off x="0" y="0"/>
-                      <a:ext cx="4556125" cy="1827530"/>
+                      <a:ext cx="4140835" cy="1365885"/>
                     </a:xfrm>
                     <a:prstGeom prst="rect">
                       <a:avLst/>
@@ -1491,6 +1488,57 @@
         <w:contextualSpacing/>
       </w:pPr>
       <w:r>
+        <w:drawing>
+          <wp:anchor distT="0" distB="0" distL="114300" distR="114300" simplePos="0" relativeHeight="251761664" behindDoc="0" locked="0" layoutInCell="1" allowOverlap="1" wp14:anchorId="75EAB430" wp14:editId="7D634BE6">
+            <wp:simplePos x="0" y="0"/>
+            <wp:positionH relativeFrom="column">
+              <wp:posOffset>0</wp:posOffset>
+            </wp:positionH>
+            <wp:positionV relativeFrom="paragraph">
+              <wp:posOffset>191316</wp:posOffset>
+            </wp:positionV>
+            <wp:extent cx="5044440" cy="1214755"/>
+            <wp:effectExtent l="0" t="0" r="3810" b="4445"/>
+            <wp:wrapTopAndBottom/>
+            <wp:docPr id="30" name="Immagine 30" descr="Immagine che contiene testo&#10;&#10;Descrizione generata automaticamente"/>
+            <wp:cNvGraphicFramePr>
+              <a:graphicFrameLocks xmlns:a="http://schemas.openxmlformats.org/drawingml/2006/main" noChangeAspect="1"/>
+            </wp:cNvGraphicFramePr>
+            <a:graphic xmlns:a="http://schemas.openxmlformats.org/drawingml/2006/main">
+              <a:graphicData uri="http://schemas.openxmlformats.org/drawingml/2006/picture">
+                <pic:pic xmlns:pic="http://schemas.openxmlformats.org/drawingml/2006/picture">
+                  <pic:nvPicPr>
+                    <pic:cNvPr id="30" name="Immagine 30" descr="Immagine che contiene testo&#10;&#10;Descrizione generata automaticamente"/>
+                    <pic:cNvPicPr/>
+                  </pic:nvPicPr>
+                  <pic:blipFill>
+                    <a:blip r:embed="rId21"/>
+                    <a:stretch>
+                      <a:fillRect/>
+                    </a:stretch>
+                  </pic:blipFill>
+                  <pic:spPr>
+                    <a:xfrm>
+                      <a:off x="0" y="0"/>
+                      <a:ext cx="5044440" cy="1214755"/>
+                    </a:xfrm>
+                    <a:prstGeom prst="rect">
+                      <a:avLst/>
+                    </a:prstGeom>
+                  </pic:spPr>
+                </pic:pic>
+              </a:graphicData>
+            </a:graphic>
+            <wp14:sizeRelH relativeFrom="margin">
+              <wp14:pctWidth>0</wp14:pctWidth>
+            </wp14:sizeRelH>
+            <wp14:sizeRelV relativeFrom="margin">
+              <wp14:pctHeight>0</wp14:pctHeight>
+            </wp14:sizeRelV>
+          </wp:anchor>
+        </w:drawing>
+      </w:r>
+      <w:r>
         <w:rPr>
           <w:noProof/>
           <w:color w:val="FF0000"/>
@@ -1519,7 +1567,7 @@
                     <pic:cNvPicPr/>
                   </pic:nvPicPr>
                   <pic:blipFill>
-                    <a:blip r:embed="rId21"/>
+                    <a:blip r:embed="rId22"/>
                     <a:stretch>
                       <a:fillRect/>
                     </a:stretch>
@@ -1561,60 +1609,6 @@
       <w:pPr>
         <w:contextualSpacing/>
       </w:pPr>
-      <w:r>
-        <w:rPr>
-          <w:noProof/>
-        </w:rPr>
-        <w:drawing>
-          <wp:anchor distT="0" distB="0" distL="114300" distR="114300" simplePos="0" relativeHeight="251686912" behindDoc="0" locked="0" layoutInCell="1" allowOverlap="1" wp14:anchorId="33EB0865" wp14:editId="470F1248">
-            <wp:simplePos x="0" y="0"/>
-            <wp:positionH relativeFrom="column">
-              <wp:posOffset>0</wp:posOffset>
-            </wp:positionH>
-            <wp:positionV relativeFrom="paragraph">
-              <wp:posOffset>107315</wp:posOffset>
-            </wp:positionV>
-            <wp:extent cx="5351780" cy="1489075"/>
-            <wp:effectExtent l="0" t="0" r="1270" b="0"/>
-            <wp:wrapTopAndBottom/>
-            <wp:docPr id="20" name="Immagine 20" descr="&lt;msIdentifier&gt; di &lt;sourceDesc&gt;"/>
-            <wp:cNvGraphicFramePr>
-              <a:graphicFrameLocks xmlns:a="http://schemas.openxmlformats.org/drawingml/2006/main" noChangeAspect="1"/>
-            </wp:cNvGraphicFramePr>
-            <a:graphic xmlns:a="http://schemas.openxmlformats.org/drawingml/2006/main">
-              <a:graphicData uri="http://schemas.openxmlformats.org/drawingml/2006/picture">
-                <pic:pic xmlns:pic="http://schemas.openxmlformats.org/drawingml/2006/picture">
-                  <pic:nvPicPr>
-                    <pic:cNvPr id="20" name="Immagine 20" descr="&lt;msIdentifier&gt; di &lt;sourceDesc&gt;"/>
-                    <pic:cNvPicPr/>
-                  </pic:nvPicPr>
-                  <pic:blipFill>
-                    <a:blip r:embed="rId22"/>
-                    <a:stretch>
-                      <a:fillRect/>
-                    </a:stretch>
-                  </pic:blipFill>
-                  <pic:spPr>
-                    <a:xfrm>
-                      <a:off x="0" y="0"/>
-                      <a:ext cx="5351780" cy="1489075"/>
-                    </a:xfrm>
-                    <a:prstGeom prst="rect">
-                      <a:avLst/>
-                    </a:prstGeom>
-                  </pic:spPr>
-                </pic:pic>
-              </a:graphicData>
-            </a:graphic>
-            <wp14:sizeRelH relativeFrom="margin">
-              <wp14:pctWidth>0</wp14:pctWidth>
-            </wp14:sizeRelH>
-            <wp14:sizeRelV relativeFrom="margin">
-              <wp14:pctHeight>0</wp14:pctHeight>
-            </wp14:sizeRelV>
-          </wp:anchor>
-        </w:drawing>
-      </w:r>
       <w:r>
         <w:t>I metadati fanno riferimento al manoscritto, è indicat</w:t>
       </w:r>
@@ -2324,7 +2318,7 @@
           <w:rPr>
             <w:rStyle w:val="Collegamentoipertestuale"/>
           </w:rPr>
-          <w:t>Prolusioni 1 - Prova di tag Contenuto (16.05.2021)[8364]</w:t>
+          <w:t>Prolusioni 1 - Prova di tag Contenuto</w:t>
         </w:r>
       </w:hyperlink>
       <w:r>
@@ -2382,6 +2376,14 @@
         </w:rPr>
         <w:t>?</w:t>
       </w:r>
+    </w:p>
+    <w:p>
+      <w:pPr>
+        <w:contextualSpacing/>
+        <w:rPr>
+          <w:rFonts w:cstheme="minorHAnsi"/>
+        </w:rPr>
+      </w:pPr>
     </w:p>
     <w:p>
       <w:pPr>
@@ -2616,17 +2618,17 @@
           <w:noProof/>
         </w:rPr>
         <w:drawing>
-          <wp:anchor distT="0" distB="0" distL="114300" distR="114300" simplePos="0" relativeHeight="251699200" behindDoc="0" locked="0" layoutInCell="1" allowOverlap="1" wp14:anchorId="25808FBB" wp14:editId="0E3F660E">
+          <wp:anchor distT="0" distB="0" distL="114300" distR="114300" simplePos="0" relativeHeight="251699200" behindDoc="0" locked="0" layoutInCell="1" allowOverlap="1" wp14:anchorId="25808FBB" wp14:editId="2D9D5E97">
             <wp:simplePos x="0" y="0"/>
             <wp:positionH relativeFrom="column">
               <wp:posOffset>12700</wp:posOffset>
             </wp:positionH>
             <wp:positionV relativeFrom="paragraph">
-              <wp:posOffset>54882</wp:posOffset>
+              <wp:posOffset>57150</wp:posOffset>
             </wp:positionV>
             <wp:extent cx="4385945" cy="4779010"/>
             <wp:effectExtent l="0" t="0" r="0" b="2540"/>
-            <wp:wrapSquare wrapText="bothSides"/>
+            <wp:wrapTopAndBottom/>
             <wp:docPr id="26" name="Immagine 26" descr="&lt;editorialDecl&gt; di &lt;encodingDesc&gt;"/>
             <wp:cNvGraphicFramePr>
               <a:graphicFrameLocks xmlns:a="http://schemas.openxmlformats.org/drawingml/2006/main" noChangeAspect="1"/>
@@ -2837,76 +2839,118 @@
     </w:p>
     <w:p>
       <w:pPr>
-        <w:ind w:left="1080"/>
         <w:contextualSpacing/>
         <w:rPr>
           <w:noProof/>
         </w:rPr>
       </w:pPr>
-    </w:p>
-    <w:p>
-      <w:pPr>
-        <w:ind w:left="1080"/>
-        <w:contextualSpacing/>
+      <w:r>
         <w:rPr>
           <w:noProof/>
         </w:rPr>
-      </w:pPr>
-    </w:p>
-    <w:p>
-      <w:pPr>
-        <w:ind w:left="1080"/>
+        <w:drawing>
+          <wp:anchor distT="0" distB="0" distL="114300" distR="114300" simplePos="0" relativeHeight="251763712" behindDoc="0" locked="0" layoutInCell="1" allowOverlap="1" wp14:anchorId="7799C7C4" wp14:editId="5FE88C48">
+            <wp:simplePos x="0" y="0"/>
+            <wp:positionH relativeFrom="column">
+              <wp:posOffset>3836307</wp:posOffset>
+            </wp:positionH>
+            <wp:positionV relativeFrom="paragraph">
+              <wp:posOffset>132624</wp:posOffset>
+            </wp:positionV>
+            <wp:extent cx="3178175" cy="1136015"/>
+            <wp:effectExtent l="19050" t="19050" r="22225" b="26035"/>
+            <wp:wrapSquare wrapText="bothSides"/>
+            <wp:docPr id="34" name="Immagine 34" descr="Immagine che contiene tavolo&#10;&#10;Descrizione generata automaticamente"/>
+            <wp:cNvGraphicFramePr>
+              <a:graphicFrameLocks xmlns:a="http://schemas.openxmlformats.org/drawingml/2006/main" noChangeAspect="1"/>
+            </wp:cNvGraphicFramePr>
+            <a:graphic xmlns:a="http://schemas.openxmlformats.org/drawingml/2006/main">
+              <a:graphicData uri="http://schemas.openxmlformats.org/drawingml/2006/picture">
+                <pic:pic xmlns:pic="http://schemas.openxmlformats.org/drawingml/2006/picture">
+                  <pic:nvPicPr>
+                    <pic:cNvPr id="34" name="Immagine 34" descr="Immagine che contiene tavolo&#10;&#10;Descrizione generata automaticamente"/>
+                    <pic:cNvPicPr/>
+                  </pic:nvPicPr>
+                  <pic:blipFill>
+                    <a:blip r:embed="rId37"/>
+                    <a:stretch>
+                      <a:fillRect/>
+                    </a:stretch>
+                  </pic:blipFill>
+                  <pic:spPr>
+                    <a:xfrm>
+                      <a:off x="0" y="0"/>
+                      <a:ext cx="3178175" cy="1136015"/>
+                    </a:xfrm>
+                    <a:prstGeom prst="rect">
+                      <a:avLst/>
+                    </a:prstGeom>
+                    <a:ln>
+                      <a:solidFill>
+                        <a:schemeClr val="bg2"/>
+                      </a:solidFill>
+                    </a:ln>
+                  </pic:spPr>
+                </pic:pic>
+              </a:graphicData>
+            </a:graphic>
+            <wp14:sizeRelH relativeFrom="margin">
+              <wp14:pctWidth>0</wp14:pctWidth>
+            </wp14:sizeRelH>
+            <wp14:sizeRelV relativeFrom="margin">
+              <wp14:pctHeight>0</wp14:pctHeight>
+            </wp14:sizeRelV>
+          </wp:anchor>
+        </w:drawing>
+      </w:r>
+    </w:p>
+    <w:p>
+      <w:pPr>
         <w:contextualSpacing/>
         <w:rPr>
           <w:noProof/>
         </w:rPr>
       </w:pPr>
-    </w:p>
-    <w:p>
-      <w:pPr>
-        <w:ind w:left="1080"/>
-        <w:contextualSpacing/>
-      </w:pPr>
-    </w:p>
-    <w:p>
-      <w:pPr>
-        <w:contextualSpacing/>
+      <w:r>
         <w:rPr>
           <w:noProof/>
         </w:rPr>
-      </w:pPr>
-    </w:p>
-    <w:p>
-      <w:pPr>
-        <w:contextualSpacing/>
+        <w:t xml:space="preserve">I codici delle pericopi di </w:t>
+      </w:r>
+      <w:r>
         <w:rPr>
           <w:noProof/>
-        </w:rPr>
-      </w:pPr>
-    </w:p>
-    <w:p>
-      <w:pPr>
-        <w:contextualSpacing/>
+          <w:u w:val="single"/>
+        </w:rPr>
+        <w:t>Prolusioni</w:t>
+      </w:r>
+      <w:r>
         <w:rPr>
           <w:noProof/>
         </w:rPr>
-      </w:pPr>
-    </w:p>
-    <w:p>
-      <w:pPr>
-        <w:contextualSpacing/>
+        <w:t xml:space="preserve"> sono quelli ipotizzati dai saussuriani nel documento “</w:t>
+      </w:r>
+      <w:hyperlink r:id="rId38" w:history="1">
+        <w:r>
+          <w:rPr>
+            <w:rStyle w:val="Collegamentoipertestuale"/>
+            <w:noProof/>
+          </w:rPr>
+          <w:t>Note e tag per Angelo e Silvia</w:t>
+        </w:r>
+      </w:hyperlink>
+      <w:r>
         <w:rPr>
           <w:noProof/>
         </w:rPr>
-      </w:pPr>
-    </w:p>
-    <w:p>
-      <w:pPr>
-        <w:contextualSpacing/>
+        <w:t xml:space="preserve">” </w:t>
+      </w:r>
+      <w:r>
         <w:rPr>
           <w:noProof/>
         </w:rPr>
-      </w:pPr>
+        <w:t>.</w:t>
+      </w:r>
     </w:p>
     <w:p>
       <w:pPr>
@@ -2923,21 +2967,233 @@
           <w:noProof/>
         </w:rPr>
       </w:pPr>
-    </w:p>
-    <w:p>
-      <w:pPr>
-        <w:contextualSpacing/>
+      <w:r>
         <w:rPr>
           <w:noProof/>
         </w:rPr>
-      </w:pPr>
-    </w:p>
-    <w:p>
-      <w:pPr>
-        <w:contextualSpacing/>
+        <w:drawing>
+          <wp:anchor distT="0" distB="0" distL="114300" distR="114300" simplePos="0" relativeHeight="251765760" behindDoc="0" locked="0" layoutInCell="1" allowOverlap="1" wp14:anchorId="76E74C9A" wp14:editId="26D8AC15">
+            <wp:simplePos x="0" y="0"/>
+            <wp:positionH relativeFrom="column">
+              <wp:posOffset>3229973</wp:posOffset>
+            </wp:positionH>
+            <wp:positionV relativeFrom="paragraph">
+              <wp:posOffset>722358</wp:posOffset>
+            </wp:positionV>
+            <wp:extent cx="3784600" cy="431165"/>
+            <wp:effectExtent l="19050" t="19050" r="25400" b="26035"/>
+            <wp:wrapSquare wrapText="bothSides"/>
+            <wp:docPr id="37" name="Immagine 37"/>
+            <wp:cNvGraphicFramePr>
+              <a:graphicFrameLocks xmlns:a="http://schemas.openxmlformats.org/drawingml/2006/main" noChangeAspect="1"/>
+            </wp:cNvGraphicFramePr>
+            <a:graphic xmlns:a="http://schemas.openxmlformats.org/drawingml/2006/main">
+              <a:graphicData uri="http://schemas.openxmlformats.org/drawingml/2006/picture">
+                <pic:pic xmlns:pic="http://schemas.openxmlformats.org/drawingml/2006/picture">
+                  <pic:nvPicPr>
+                    <pic:cNvPr id="1" name=""/>
+                    <pic:cNvPicPr/>
+                  </pic:nvPicPr>
+                  <pic:blipFill>
+                    <a:blip r:embed="rId39"/>
+                    <a:stretch>
+                      <a:fillRect/>
+                    </a:stretch>
+                  </pic:blipFill>
+                  <pic:spPr>
+                    <a:xfrm>
+                      <a:off x="0" y="0"/>
+                      <a:ext cx="3784600" cy="431165"/>
+                    </a:xfrm>
+                    <a:prstGeom prst="rect">
+                      <a:avLst/>
+                    </a:prstGeom>
+                    <a:ln>
+                      <a:solidFill>
+                        <a:schemeClr val="bg2"/>
+                      </a:solidFill>
+                    </a:ln>
+                  </pic:spPr>
+                </pic:pic>
+              </a:graphicData>
+            </a:graphic>
+            <wp14:sizeRelH relativeFrom="margin">
+              <wp14:pctWidth>0</wp14:pctWidth>
+            </wp14:sizeRelH>
+            <wp14:sizeRelV relativeFrom="margin">
+              <wp14:pctHeight>0</wp14:pctHeight>
+            </wp14:sizeRelV>
+          </wp:anchor>
+        </w:drawing>
+      </w:r>
+      <w:r>
         <w:rPr>
           <w:noProof/>
         </w:rPr>
+        <w:t xml:space="preserve">Per quanto riguarda </w:t>
+      </w:r>
+      <w:r>
+        <w:rPr>
+          <w:noProof/>
+          <w:u w:val="single"/>
+        </w:rPr>
+        <w:t>Morfologia</w:t>
+      </w:r>
+      <w:r>
+        <w:rPr>
+          <w:noProof/>
+        </w:rPr>
+        <w:t xml:space="preserve">, ho utilizzato il codice “pericope_3951-7.x” dove x è il numero della pericope. </w:t>
+      </w:r>
+    </w:p>
+    <w:p>
+      <w:pPr>
+        <w:contextualSpacing/>
+        <w:rPr>
+          <w:noProof/>
+        </w:rPr>
+      </w:pPr>
+      <w:r>
+        <w:rPr>
+          <w:noProof/>
+        </w:rPr>
+        <w:t>La prima pericope di Morfologia ha il codice “</w:t>
+      </w:r>
+      <w:r>
+        <w:rPr>
+          <w:noProof/>
+        </w:rPr>
+        <w:t>pericope_3951-7.1</w:t>
+      </w:r>
+      <w:r>
+        <w:rPr>
+          <w:noProof/>
+        </w:rPr>
+        <w:t>”, la seconda “</w:t>
+      </w:r>
+      <w:r>
+        <w:rPr>
+          <w:noProof/>
+        </w:rPr>
+        <w:t>pericope_3951-7.</w:t>
+      </w:r>
+      <w:r>
+        <w:rPr>
+          <w:noProof/>
+        </w:rPr>
+        <w:t>2” e così via…</w:t>
+      </w:r>
+    </w:p>
+    <w:p>
+      <w:pPr>
+        <w:contextualSpacing/>
+        <w:rPr>
+          <w:noProof/>
+        </w:rPr>
+      </w:pPr>
+    </w:p>
+    <w:p>
+      <w:pPr>
+        <w:contextualSpacing/>
+        <w:rPr>
+          <w:noProof/>
+        </w:rPr>
+      </w:pPr>
+      <w:r>
+        <w:rPr>
+          <w:noProof/>
+        </w:rPr>
+        <w:t xml:space="preserve">Nel file </w:t>
+      </w:r>
+      <w:hyperlink r:id="rId40" w:history="1">
+        <w:r>
+          <w:rPr>
+            <w:rStyle w:val="Collegamentoipertestuale"/>
+            <w:noProof/>
+          </w:rPr>
+          <w:t>Morfologia cpl</w:t>
+        </w:r>
+      </w:hyperlink>
+      <w:r>
+        <w:rPr>
+          <w:noProof/>
+        </w:rPr>
+        <w:t xml:space="preserve">, non ho capito quale </w:t>
+      </w:r>
+      <w:r>
+        <w:rPr>
+          <w:noProof/>
+          <w:shd w:val="clear" w:color="auto" w:fill="FBE4D5" w:themeFill="accent2" w:themeFillTint="33"/>
+        </w:rPr>
+        <w:t>numerazione delle pericopi</w:t>
+      </w:r>
+      <w:r>
+        <w:rPr>
+          <w:noProof/>
+        </w:rPr>
+        <w:t xml:space="preserve"> debba essere seguita</w:t>
+      </w:r>
+      <w:r>
+        <w:rPr>
+          <w:noProof/>
+        </w:rPr>
+        <w:t>.</w:t>
+      </w:r>
+    </w:p>
+    <w:p>
+      <w:pPr>
+        <w:contextualSpacing/>
+        <w:rPr>
+          <w:noProof/>
+        </w:rPr>
+      </w:pPr>
+    </w:p>
+    <w:p>
+      <w:pPr>
+        <w:contextualSpacing/>
+        <w:rPr>
+          <w:noProof/>
+        </w:rPr>
+      </w:pPr>
+      <w:commentRangeStart w:id="3"/>
+      <w:r>
+        <w:rPr>
+          <w:noProof/>
+        </w:rPr>
+        <w:t>Io ho adottato quella usata dalla BGE nell’archivio delle pagine del manoscritto scansionate (3951/7</w:t>
+      </w:r>
+      <w:r>
+        <w:rPr>
+          <w:noProof/>
+        </w:rPr>
+        <w:t xml:space="preserve">), l’altra è quella di Engler? Quale utilizzo? Anche considerando un’ultima versione, seguendo il criterio della pericopatura di Prolusioni: </w:t>
+      </w:r>
+      <w:r>
+        <w:rPr>
+          <w:noProof/>
+        </w:rPr>
+        <w:t>94Gaaa001</w:t>
+      </w:r>
+      <w:r>
+        <w:rPr>
+          <w:noProof/>
+        </w:rPr>
+        <w:t>.</w:t>
+      </w:r>
+      <w:commentRangeEnd w:id="3"/>
+      <w:r>
+        <w:rPr>
+          <w:rStyle w:val="Rimandocommento"/>
+        </w:rPr>
+        <w:commentReference w:id="3"/>
+      </w:r>
+    </w:p>
+    <w:p>
+      <w:pPr>
+        <w:contextualSpacing/>
+        <w:rPr>
+          <w:noProof/>
+        </w:rPr>
       </w:pPr>
     </w:p>
     <w:p>
@@ -2949,6 +3205,7 @@
         <w:rPr>
           <w:noProof/>
         </w:rPr>
+        <w:lastRenderedPageBreak/>
         <w:drawing>
           <wp:anchor distT="0" distB="0" distL="114300" distR="114300" simplePos="0" relativeHeight="251705344" behindDoc="0" locked="0" layoutInCell="1" allowOverlap="1" wp14:anchorId="0848DCF7" wp14:editId="242D52DF">
             <wp:simplePos x="0" y="0"/>
@@ -2973,7 +3230,7 @@
                     <pic:cNvPicPr/>
                   </pic:nvPicPr>
                   <pic:blipFill>
-                    <a:blip r:embed="rId37">
+                    <a:blip r:embed="rId41">
                       <a:extLst>
                         <a:ext uri="{28A0092B-C50C-407E-A947-70E740481C1C}">
                           <a14:useLocalDpi xmlns:a14="http://schemas.microsoft.com/office/drawing/2010/main" val="0"/>
@@ -3045,6 +3302,9 @@
         <w:contextualSpacing/>
       </w:pPr>
       <w:r>
+        <w:rPr>
+          <w:noProof/>
+        </w:rPr>
         <w:drawing>
           <wp:anchor distT="0" distB="0" distL="114300" distR="114300" simplePos="0" relativeHeight="251707392" behindDoc="0" locked="0" layoutInCell="1" allowOverlap="1" wp14:anchorId="7FEC6CB3" wp14:editId="34DE14D7">
             <wp:simplePos x="0" y="0"/>
@@ -3069,7 +3329,7 @@
                     <pic:cNvPicPr/>
                   </pic:nvPicPr>
                   <pic:blipFill>
-                    <a:blip r:embed="rId38"/>
+                    <a:blip r:embed="rId42"/>
                     <a:stretch>
                       <a:fillRect/>
                     </a:stretch>
@@ -3157,11 +3417,28 @@
     </w:p>
     <w:p>
       <w:pPr>
+        <w:contextualSpacing/>
+      </w:pPr>
+    </w:p>
+    <w:p>
+      <w:pPr>
+        <w:contextualSpacing/>
+      </w:pPr>
+    </w:p>
+    <w:p>
+      <w:pPr>
+        <w:contextualSpacing/>
+      </w:pPr>
+    </w:p>
+    <w:p>
+      <w:pPr>
         <w:pStyle w:val="Titolo4"/>
         <w:contextualSpacing/>
       </w:pPr>
       <w:r>
-        <w:lastRenderedPageBreak/>
+        <w:rPr>
+          <w:noProof/>
+        </w:rPr>
         <w:drawing>
           <wp:anchor distT="0" distB="0" distL="114300" distR="114300" simplePos="0" relativeHeight="251709440" behindDoc="0" locked="0" layoutInCell="1" allowOverlap="1" wp14:anchorId="10EB6788" wp14:editId="46772B12">
             <wp:simplePos x="0" y="0"/>
@@ -3186,7 +3463,7 @@
                     <pic:cNvPicPr/>
                   </pic:nvPicPr>
                   <pic:blipFill>
-                    <a:blip r:embed="rId39"/>
+                    <a:blip r:embed="rId43"/>
                     <a:stretch>
                       <a:fillRect/>
                     </a:stretch>
@@ -3308,6 +3585,7 @@
       </w:pPr>
       <w:r>
         <w:rPr>
+          <w:noProof/>
           <w:shd w:val="clear" w:color="auto" w:fill="FBE4D5" w:themeFill="accent2" w:themeFillTint="33"/>
         </w:rPr>
         <w:drawing>
@@ -3334,7 +3612,7 @@
                     <pic:cNvPicPr/>
                   </pic:nvPicPr>
                   <pic:blipFill>
-                    <a:blip r:embed="rId40"/>
+                    <a:blip r:embed="rId44"/>
                     <a:stretch>
                       <a:fillRect/>
                     </a:stretch>
@@ -3382,19 +3660,19 @@
       <w:r>
         <w:t xml:space="preserve">Tentativo di classificazione dei diversi </w:t>
       </w:r>
-      <w:commentRangeStart w:id="3"/>
+      <w:commentRangeStart w:id="4"/>
       <w:r>
         <w:rPr>
           <w:shd w:val="clear" w:color="auto" w:fill="FBE4D5" w:themeFill="accent2" w:themeFillTint="33"/>
         </w:rPr>
         <w:t>stage di stesura</w:t>
       </w:r>
-      <w:commentRangeEnd w:id="3"/>
+      <w:commentRangeEnd w:id="4"/>
       <w:r>
         <w:rPr>
           <w:rStyle w:val="Rimandocommento"/>
         </w:rPr>
-        <w:commentReference w:id="3"/>
+        <w:commentReference w:id="4"/>
       </w:r>
       <w:r>
         <w:t xml:space="preserve"> de</w:t>
@@ -3480,6 +3758,7 @@
         <w:contextualSpacing/>
       </w:pPr>
       <w:r>
+        <w:lastRenderedPageBreak/>
         <w:t>La</w:t>
       </w:r>
       <w:r>
@@ -3545,6 +3824,9 @@
         <w:contextualSpacing/>
       </w:pPr>
       <w:r>
+        <w:rPr>
+          <w:noProof/>
+        </w:rPr>
         <w:drawing>
           <wp:anchor distT="0" distB="0" distL="114300" distR="114300" simplePos="0" relativeHeight="251715584" behindDoc="0" locked="0" layoutInCell="1" allowOverlap="1" wp14:anchorId="623626F0" wp14:editId="6CAEA453">
             <wp:simplePos x="0" y="0"/>
@@ -3569,7 +3851,7 @@
                     <pic:cNvPicPr/>
                   </pic:nvPicPr>
                   <pic:blipFill>
-                    <a:blip r:embed="rId41"/>
+                    <a:blip r:embed="rId45"/>
                     <a:stretch>
                       <a:fillRect/>
                     </a:stretch>
@@ -3596,6 +3878,9 @@
         </w:drawing>
       </w:r>
       <w:r>
+        <w:rPr>
+          <w:noProof/>
+        </w:rPr>
         <w:drawing>
           <wp:anchor distT="0" distB="0" distL="114300" distR="114300" simplePos="0" relativeHeight="251713536" behindDoc="0" locked="0" layoutInCell="1" allowOverlap="1" wp14:anchorId="4B57A52A" wp14:editId="382632ED">
             <wp:simplePos x="0" y="0"/>
@@ -3620,7 +3905,7 @@
                     <pic:cNvPicPr/>
                   </pic:nvPicPr>
                   <pic:blipFill>
-                    <a:blip r:embed="rId42"/>
+                    <a:blip r:embed="rId46"/>
                     <a:stretch>
                       <a:fillRect/>
                     </a:stretch>
@@ -3702,19 +3987,19 @@
         </w:rPr>
         <w:t xml:space="preserve">se la pericope è divisa in </w:t>
       </w:r>
-      <w:commentRangeStart w:id="4"/>
+      <w:commentRangeStart w:id="5"/>
       <w:r>
         <w:rPr>
           <w:shd w:val="clear" w:color="auto" w:fill="FBE4D5" w:themeFill="accent2" w:themeFillTint="33"/>
         </w:rPr>
         <w:t>più pagine</w:t>
       </w:r>
-      <w:commentRangeEnd w:id="4"/>
+      <w:commentRangeEnd w:id="5"/>
       <w:r>
         <w:rPr>
           <w:rStyle w:val="Rimandocommento"/>
         </w:rPr>
-        <w:commentReference w:id="4"/>
+        <w:commentReference w:id="5"/>
       </w:r>
       <w:r>
         <w:t xml:space="preserve"> </w:t>
@@ -3723,11 +4008,7 @@
         <w:t>ha tante zone quante divisioni: ad esempio, se vi è un cambio pagina soltanto, abbiamo una zon</w:t>
       </w:r>
       <w:r>
-        <w:t xml:space="preserve">e per la pericope nella prima pagina, e una zone per la pericope nella </w:t>
-      </w:r>
-      <w:r>
-        <w:lastRenderedPageBreak/>
-        <w:t>seconda pagina.</w:t>
+        <w:t>e per la pericope nella prima pagina, e una zone per la pericope nella seconda pagina.</w:t>
       </w:r>
       <w:r>
         <w:t xml:space="preserve"> Il corpo del testo segue questo principio: </w:t>
@@ -3773,6 +4054,9 @@
         <w:contextualSpacing/>
       </w:pPr>
       <w:r>
+        <w:rPr>
+          <w:noProof/>
+        </w:rPr>
         <w:drawing>
           <wp:anchor distT="0" distB="0" distL="114300" distR="114300" simplePos="0" relativeHeight="251717632" behindDoc="0" locked="0" layoutInCell="1" allowOverlap="1" wp14:anchorId="5533C325" wp14:editId="18563147">
             <wp:simplePos x="0" y="0"/>
@@ -3797,7 +4081,7 @@
                     <pic:cNvPicPr/>
                   </pic:nvPicPr>
                   <pic:blipFill>
-                    <a:blip r:embed="rId43"/>
+                    <a:blip r:embed="rId47"/>
                     <a:stretch>
                       <a:fillRect/>
                     </a:stretch>
@@ -3844,6 +4128,10 @@
         <w:contextualSpacing/>
       </w:pPr>
       <w:r>
+        <w:rPr>
+          <w:noProof/>
+        </w:rPr>
+        <w:lastRenderedPageBreak/>
         <w:drawing>
           <wp:anchor distT="0" distB="0" distL="114300" distR="114300" simplePos="0" relativeHeight="251719680" behindDoc="0" locked="0" layoutInCell="1" allowOverlap="1" wp14:anchorId="175D5EDA" wp14:editId="6D063A99">
             <wp:simplePos x="0" y="0"/>
@@ -3868,7 +4156,7 @@
                     <pic:cNvPicPr/>
                   </pic:nvPicPr>
                   <pic:blipFill>
-                    <a:blip r:embed="rId44"/>
+                    <a:blip r:embed="rId48"/>
                     <a:stretch>
                       <a:fillRect/>
                     </a:stretch>
@@ -3991,6 +4279,9 @@
         <w:contextualSpacing/>
       </w:pPr>
       <w:r>
+        <w:rPr>
+          <w:noProof/>
+        </w:rPr>
         <w:lastRenderedPageBreak/>
         <w:drawing>
           <wp:anchor distT="0" distB="0" distL="114300" distR="114300" simplePos="0" relativeHeight="251725824" behindDoc="0" locked="0" layoutInCell="1" allowOverlap="1" wp14:anchorId="1D8B2E33" wp14:editId="4DDA38ED">
@@ -4016,7 +4307,7 @@
                     <pic:cNvPicPr/>
                   </pic:nvPicPr>
                   <pic:blipFill>
-                    <a:blip r:embed="rId45"/>
+                    <a:blip r:embed="rId49"/>
                     <a:stretch>
                       <a:fillRect/>
                     </a:stretch>
@@ -4043,6 +4334,9 @@
         </w:drawing>
       </w:r>
       <w:r>
+        <w:rPr>
+          <w:noProof/>
+        </w:rPr>
         <w:drawing>
           <wp:anchor distT="0" distB="0" distL="114300" distR="114300" simplePos="0" relativeHeight="251727872" behindDoc="0" locked="0" layoutInCell="1" allowOverlap="1" wp14:anchorId="24C90426" wp14:editId="177A2FB5">
             <wp:simplePos x="0" y="0"/>
@@ -4067,7 +4361,7 @@
                     <pic:cNvPicPr/>
                   </pic:nvPicPr>
                   <pic:blipFill>
-                    <a:blip r:embed="rId46"/>
+                    <a:blip r:embed="rId50"/>
                     <a:stretch>
                       <a:fillRect/>
                     </a:stretch>
@@ -4118,6 +4412,9 @@
         <w:contextualSpacing/>
       </w:pPr>
       <w:r>
+        <w:rPr>
+          <w:noProof/>
+        </w:rPr>
         <w:drawing>
           <wp:anchor distT="0" distB="0" distL="114300" distR="114300" simplePos="0" relativeHeight="251723776" behindDoc="0" locked="0" layoutInCell="1" allowOverlap="1" wp14:anchorId="5BE49A1D" wp14:editId="4CE55CD6">
             <wp:simplePos x="0" y="0"/>
@@ -4142,7 +4439,7 @@
                     <pic:cNvPicPr/>
                   </pic:nvPicPr>
                   <pic:blipFill>
-                    <a:blip r:embed="rId47"/>
+                    <a:blip r:embed="rId51"/>
                     <a:stretch>
                       <a:fillRect/>
                     </a:stretch>
@@ -4260,6 +4557,9 @@
         <w:contextualSpacing/>
       </w:pPr>
       <w:r>
+        <w:rPr>
+          <w:noProof/>
+        </w:rPr>
         <w:lastRenderedPageBreak/>
         <w:drawing>
           <wp:anchor distT="0" distB="0" distL="114300" distR="114300" simplePos="0" relativeHeight="251729920" behindDoc="0" locked="0" layoutInCell="1" allowOverlap="1" wp14:anchorId="6923BB9D" wp14:editId="44CE206C">
@@ -4285,7 +4585,7 @@
                     <pic:cNvPicPr/>
                   </pic:nvPicPr>
                   <pic:blipFill>
-                    <a:blip r:embed="rId48"/>
+                    <a:blip r:embed="rId52"/>
                     <a:stretch>
                       <a:fillRect/>
                     </a:stretch>
@@ -4407,16 +4707,16 @@
         </w:rPr>
         <w:t xml:space="preserve"> del facsimile</w:t>
       </w:r>
-      <w:commentRangeStart w:id="5"/>
+      <w:commentRangeStart w:id="6"/>
       <w:r>
         <w:t>.</w:t>
       </w:r>
-      <w:commentRangeEnd w:id="5"/>
+      <w:commentRangeEnd w:id="6"/>
       <w:r>
         <w:rPr>
           <w:rStyle w:val="Rimandocommento"/>
         </w:rPr>
-        <w:commentReference w:id="5"/>
+        <w:commentReference w:id="6"/>
       </w:r>
       <w:r>
         <w:t xml:space="preserve"> </w:t>
@@ -4494,6 +4794,9 @@
         <w:jc w:val="both"/>
       </w:pPr>
       <w:r>
+        <w:rPr>
+          <w:noProof/>
+        </w:rPr>
         <w:drawing>
           <wp:anchor distT="0" distB="0" distL="114300" distR="114300" simplePos="0" relativeHeight="251734016" behindDoc="0" locked="0" layoutInCell="1" allowOverlap="1" wp14:anchorId="1EA0FC14" wp14:editId="58810E94">
             <wp:simplePos x="0" y="0"/>
@@ -4518,7 +4821,7 @@
                     <pic:cNvPicPr/>
                   </pic:nvPicPr>
                   <pic:blipFill>
-                    <a:blip r:embed="rId49"/>
+                    <a:blip r:embed="rId53"/>
                     <a:stretch>
                       <a:fillRect/>
                     </a:stretch>
@@ -4674,6 +4977,9 @@
         </mc:AlternateContent>
       </w:r>
       <w:r>
+        <w:rPr>
+          <w:noProof/>
+        </w:rPr>
         <w:drawing>
           <wp:anchor distT="0" distB="0" distL="114300" distR="114300" simplePos="0" relativeHeight="251731968" behindDoc="0" locked="0" layoutInCell="1" allowOverlap="1" wp14:anchorId="52639E74" wp14:editId="16E71D9B">
             <wp:simplePos x="0" y="0"/>
@@ -4698,7 +5004,7 @@
                     <pic:cNvPicPr/>
                   </pic:nvPicPr>
                   <pic:blipFill>
-                    <a:blip r:embed="rId50"/>
+                    <a:blip r:embed="rId54"/>
                     <a:stretch>
                       <a:fillRect/>
                     </a:stretch>
@@ -4758,6 +5064,9 @@
         <w:contextualSpacing/>
       </w:pPr>
       <w:r>
+        <w:rPr>
+          <w:noProof/>
+        </w:rPr>
         <w:lastRenderedPageBreak/>
         <w:drawing>
           <wp:anchor distT="0" distB="0" distL="114300" distR="114300" simplePos="0" relativeHeight="251737088" behindDoc="0" locked="0" layoutInCell="1" allowOverlap="1" wp14:anchorId="306473E9" wp14:editId="742DE76C">
@@ -4783,7 +5092,7 @@
                     <pic:cNvPicPr/>
                   </pic:nvPicPr>
                   <pic:blipFill>
-                    <a:blip r:embed="rId51"/>
+                    <a:blip r:embed="rId55"/>
                     <a:stretch>
                       <a:fillRect/>
                     </a:stretch>
@@ -4891,19 +5200,23 @@
       <w:pPr>
         <w:contextualSpacing/>
       </w:pPr>
-      <w:commentRangeStart w:id="6"/>
-      <w:r>
-        <w:rPr>
+      <w:commentRangeStart w:id="7"/>
+      <w:r>
+        <w:rPr>
+          <w:b/>
+          <w:bCs/>
           <w:shd w:val="clear" w:color="auto" w:fill="FBE4D5" w:themeFill="accent2" w:themeFillTint="33"/>
         </w:rPr>
         <w:t>Domanda 1</w:t>
       </w:r>
-      <w:commentRangeEnd w:id="6"/>
+      <w:commentRangeEnd w:id="7"/>
       <w:r>
         <w:rPr>
           <w:rStyle w:val="Rimandocommento"/>
-        </w:rPr>
-        <w:commentReference w:id="6"/>
+          <w:b/>
+          <w:bCs/>
+        </w:rPr>
+        <w:commentReference w:id="7"/>
       </w:r>
       <w:r>
         <w:t xml:space="preserve">: </w:t>
@@ -4944,19 +5257,28 @@
       <w:pPr>
         <w:contextualSpacing/>
       </w:pPr>
-      <w:commentRangeStart w:id="7"/>
-      <w:r>
-        <w:rPr>
+    </w:p>
+    <w:p>
+      <w:pPr>
+        <w:contextualSpacing/>
+      </w:pPr>
+      <w:commentRangeStart w:id="8"/>
+      <w:r>
+        <w:rPr>
+          <w:b/>
+          <w:bCs/>
           <w:shd w:val="clear" w:color="auto" w:fill="FBE4D5" w:themeFill="accent2" w:themeFillTint="33"/>
         </w:rPr>
         <w:t>Domanda 3</w:t>
       </w:r>
-      <w:commentRangeEnd w:id="7"/>
+      <w:commentRangeEnd w:id="8"/>
       <w:r>
         <w:rPr>
           <w:rStyle w:val="Rimandocommento"/>
-        </w:rPr>
-        <w:commentReference w:id="7"/>
+          <w:b/>
+          <w:bCs/>
+        </w:rPr>
+        <w:commentReference w:id="8"/>
       </w:r>
       <w:r>
         <w:t xml:space="preserve">: </w:t>
@@ -4974,19 +5296,28 @@
       <w:pPr>
         <w:contextualSpacing/>
       </w:pPr>
-      <w:commentRangeStart w:id="8"/>
-      <w:r>
-        <w:rPr>
+    </w:p>
+    <w:p>
+      <w:pPr>
+        <w:contextualSpacing/>
+      </w:pPr>
+      <w:commentRangeStart w:id="9"/>
+      <w:r>
+        <w:rPr>
+          <w:b/>
+          <w:bCs/>
           <w:shd w:val="clear" w:color="auto" w:fill="FBE4D5" w:themeFill="accent2" w:themeFillTint="33"/>
         </w:rPr>
         <w:t>Domanda 2</w:t>
       </w:r>
-      <w:commentRangeEnd w:id="8"/>
+      <w:commentRangeEnd w:id="9"/>
       <w:r>
         <w:rPr>
           <w:rStyle w:val="Rimandocommento"/>
-        </w:rPr>
-        <w:commentReference w:id="8"/>
+          <w:b/>
+          <w:bCs/>
+        </w:rPr>
+        <w:commentReference w:id="9"/>
       </w:r>
       <w:r>
         <w:t>: durante la validazione</w:t>
@@ -5043,6 +5374,9 @@
         <w:contextualSpacing/>
       </w:pPr>
       <w:r>
+        <w:rPr>
+          <w:noProof/>
+        </w:rPr>
         <w:lastRenderedPageBreak/>
         <w:drawing>
           <wp:anchor distT="0" distB="0" distL="114300" distR="114300" simplePos="0" relativeHeight="251739136" behindDoc="0" locked="0" layoutInCell="1" allowOverlap="1" wp14:anchorId="38B9BFB3" wp14:editId="0086708F">
@@ -5068,7 +5402,7 @@
                     <pic:cNvPicPr/>
                   </pic:nvPicPr>
                   <pic:blipFill>
-                    <a:blip r:embed="rId52"/>
+                    <a:blip r:embed="rId56"/>
                     <a:stretch>
                       <a:fillRect/>
                     </a:stretch>
@@ -5134,6 +5468,9 @@
         <w:pStyle w:val="Titolo3"/>
       </w:pPr>
       <w:r>
+        <w:rPr>
+          <w:noProof/>
+        </w:rPr>
         <w:drawing>
           <wp:anchor distT="0" distB="0" distL="114300" distR="114300" simplePos="0" relativeHeight="251741184" behindDoc="0" locked="0" layoutInCell="1" allowOverlap="1" wp14:anchorId="038E67FF" wp14:editId="7B2194EA">
             <wp:simplePos x="0" y="0"/>
@@ -5158,7 +5495,7 @@
                     <pic:cNvPicPr/>
                   </pic:nvPicPr>
                   <pic:blipFill>
-                    <a:blip r:embed="rId53"/>
+                    <a:blip r:embed="rId57"/>
                     <a:stretch>
                       <a:fillRect/>
                     </a:stretch>
@@ -5279,6 +5616,9 @@
         <w:jc w:val="both"/>
       </w:pPr>
       <w:r>
+        <w:rPr>
+          <w:noProof/>
+        </w:rPr>
         <w:drawing>
           <wp:anchor distT="0" distB="0" distL="114300" distR="114300" simplePos="0" relativeHeight="251743232" behindDoc="0" locked="0" layoutInCell="1" allowOverlap="1" wp14:anchorId="079B5709" wp14:editId="53A47F5A">
             <wp:simplePos x="0" y="0"/>
@@ -5303,7 +5643,7 @@
                     <pic:cNvPicPr/>
                   </pic:nvPicPr>
                   <pic:blipFill>
-                    <a:blip r:embed="rId54"/>
+                    <a:blip r:embed="rId58"/>
                     <a:stretch>
                       <a:fillRect/>
                     </a:stretch>
@@ -5336,15 +5676,9 @@
         <w:t xml:space="preserve"> </w:t>
       </w:r>
       <w:r>
-        <w:t xml:space="preserve">la fonte </w:t>
-      </w:r>
-      <w:r>
-        <w:t xml:space="preserve">della trascrizione </w:t>
-      </w:r>
-      <w:r>
-        <w:t xml:space="preserve">è </w:t>
-      </w:r>
-      <w:hyperlink r:id="rId55" w:history="1">
+        <w:t xml:space="preserve">la fonte della trascrizione è </w:t>
+      </w:r>
+      <w:hyperlink r:id="rId59" w:history="1">
         <w:proofErr w:type="spellStart"/>
         <w:r>
           <w:rPr>
@@ -5386,10 +5720,7 @@
         <w:t xml:space="preserve"> (2002)</w:t>
       </w:r>
       <w:r>
-        <w:t xml:space="preserve"> </w:t>
-      </w:r>
-      <w:r>
-        <w:t xml:space="preserve">di Simon Bouquet e Rudolf </w:t>
+        <w:t xml:space="preserve"> di Simon Bouquet e Rudolf </w:t>
       </w:r>
       <w:proofErr w:type="spellStart"/>
       <w:r>
@@ -5397,12 +5728,9 @@
       </w:r>
       <w:proofErr w:type="spellEnd"/>
       <w:r>
-        <w:t>. L</w:t>
-      </w:r>
-      <w:r>
-        <w:t xml:space="preserve">a traduzione italiana è tratta da </w:t>
-      </w:r>
-      <w:hyperlink r:id="rId56" w:history="1">
+        <w:t xml:space="preserve">. La traduzione italiana è tratta da </w:t>
+      </w:r>
+      <w:hyperlink r:id="rId60" w:history="1">
         <w:r>
           <w:rPr>
             <w:rStyle w:val="Collegamentoipertestuale"/>
@@ -5417,10 +5745,7 @@
         <w:t xml:space="preserve">(2006) </w:t>
       </w:r>
       <w:r>
-        <w:t>sociale di Emanuele Fadda</w:t>
-      </w:r>
-      <w:r>
-        <w:t>.</w:t>
+        <w:t>sociale di Emanuele Fadda.</w:t>
       </w:r>
     </w:p>
     <w:p>
@@ -5433,6 +5758,9 @@
         <w:pStyle w:val="Titolo3"/>
       </w:pPr>
       <w:r>
+        <w:rPr>
+          <w:noProof/>
+        </w:rPr>
         <w:lastRenderedPageBreak/>
         <w:drawing>
           <wp:anchor distT="0" distB="0" distL="114300" distR="114300" simplePos="0" relativeHeight="251745280" behindDoc="0" locked="0" layoutInCell="1" allowOverlap="1" wp14:anchorId="1DF9FBAC" wp14:editId="0F9BD61F">
@@ -5458,7 +5786,7 @@
                     <pic:cNvPicPr/>
                   </pic:nvPicPr>
                   <pic:blipFill>
-                    <a:blip r:embed="rId57"/>
+                    <a:blip r:embed="rId61"/>
                     <a:stretch>
                       <a:fillRect/>
                     </a:stretch>
@@ -5569,20 +5897,30 @@
     <w:p>
       <w:pPr>
         <w:contextualSpacing/>
-      </w:pPr>
-      <w:commentRangeStart w:id="9"/>
-      <w:r>
-        <w:rPr>
+        <w:jc w:val="both"/>
+      </w:pPr>
+    </w:p>
+    <w:p>
+      <w:pPr>
+        <w:contextualSpacing/>
+      </w:pPr>
+      <w:commentRangeStart w:id="10"/>
+      <w:r>
+        <w:rPr>
+          <w:b/>
+          <w:bCs/>
           <w:shd w:val="clear" w:color="auto" w:fill="FBE4D5" w:themeFill="accent2" w:themeFillTint="33"/>
         </w:rPr>
         <w:t>Domanda</w:t>
       </w:r>
-      <w:commentRangeEnd w:id="9"/>
+      <w:commentRangeEnd w:id="10"/>
       <w:r>
         <w:rPr>
           <w:rStyle w:val="Rimandocommento"/>
-        </w:rPr>
-        <w:commentReference w:id="9"/>
+          <w:b/>
+          <w:bCs/>
+        </w:rPr>
+        <w:commentReference w:id="10"/>
       </w:r>
       <w:r>
         <w:t>: nel caso di Ferdinand de Saussure è più adeguato “</w:t>
@@ -5631,6 +5969,9 @@
         <w:pStyle w:val="Titolo3"/>
       </w:pPr>
       <w:r>
+        <w:rPr>
+          <w:noProof/>
+        </w:rPr>
         <w:drawing>
           <wp:anchor distT="0" distB="0" distL="114300" distR="114300" simplePos="0" relativeHeight="251747328" behindDoc="0" locked="0" layoutInCell="1" allowOverlap="1" wp14:anchorId="79BA3329" wp14:editId="5142D073">
             <wp:simplePos x="0" y="0"/>
@@ -5655,7 +5996,7 @@
                     <pic:cNvPicPr/>
                   </pic:nvPicPr>
                   <pic:blipFill>
-                    <a:blip r:embed="rId58"/>
+                    <a:blip r:embed="rId62"/>
                     <a:stretch>
                       <a:fillRect/>
                     </a:stretch>
@@ -5739,6 +6080,9 @@
         <w:pStyle w:val="Titolo3"/>
       </w:pPr>
       <w:r>
+        <w:rPr>
+          <w:noProof/>
+        </w:rPr>
         <w:lastRenderedPageBreak/>
         <w:drawing>
           <wp:anchor distT="0" distB="0" distL="114300" distR="114300" simplePos="0" relativeHeight="251749376" behindDoc="0" locked="0" layoutInCell="1" allowOverlap="1" wp14:anchorId="4C17D74D" wp14:editId="37DD7443">
@@ -5764,7 +6108,7 @@
                     <pic:cNvPicPr/>
                   </pic:nvPicPr>
                   <pic:blipFill>
-                    <a:blip r:embed="rId59"/>
+                    <a:blip r:embed="rId63"/>
                     <a:stretch>
                       <a:fillRect/>
                     </a:stretch>
@@ -5823,6 +6167,9 @@
     <w:p/>
     <w:p>
       <w:r>
+        <w:rPr>
+          <w:noProof/>
+        </w:rPr>
         <w:drawing>
           <wp:anchor distT="0" distB="0" distL="114300" distR="114300" simplePos="0" relativeHeight="251751424" behindDoc="0" locked="0" layoutInCell="1" allowOverlap="1" wp14:anchorId="798FB2D4" wp14:editId="5C880D4A">
             <wp:simplePos x="0" y="0"/>
@@ -5847,7 +6194,7 @@
                     <pic:cNvPicPr/>
                   </pic:nvPicPr>
                   <pic:blipFill>
-                    <a:blip r:embed="rId60"/>
+                    <a:blip r:embed="rId64"/>
                     <a:stretch>
                       <a:fillRect/>
                     </a:stretch>
@@ -5893,16 +6240,16 @@
       <w:r>
         <w:t xml:space="preserve"> </w:t>
       </w:r>
-      <w:commentRangeStart w:id="10"/>
+      <w:commentRangeStart w:id="11"/>
       <w:r>
         <w:t>Posso farlo?</w:t>
       </w:r>
-      <w:commentRangeEnd w:id="10"/>
+      <w:commentRangeEnd w:id="11"/>
       <w:r>
         <w:rPr>
           <w:rStyle w:val="Rimandocommento"/>
         </w:rPr>
-        <w:commentReference w:id="10"/>
+        <w:commentReference w:id="11"/>
       </w:r>
       <w:r>
         <w:t xml:space="preserve"> Valida correttamente.</w:t>
@@ -6023,16 +6370,7 @@
           <w:sz w:val="28"/>
           <w:szCs w:val="28"/>
         </w:rPr>
-        <w:t>Senza costruire un glossari</w:t>
-      </w:r>
-      <w:r>
-        <w:rPr>
-          <w:b/>
-          <w:bCs/>
-          <w:sz w:val="28"/>
-          <w:szCs w:val="28"/>
-        </w:rPr>
-        <w:t>o</w:t>
+        <w:t>Senza costruire un glossario</w:t>
       </w:r>
     </w:p>
     <w:p>
@@ -6043,6 +6381,9 @@
         <w:contextualSpacing/>
       </w:pPr>
       <w:r>
+        <w:rPr>
+          <w:noProof/>
+        </w:rPr>
         <w:drawing>
           <wp:anchor distT="0" distB="0" distL="114300" distR="114300" simplePos="0" relativeHeight="251753472" behindDoc="0" locked="0" layoutInCell="1" allowOverlap="1" wp14:anchorId="60AE1D8B" wp14:editId="0778590D">
             <wp:simplePos x="0" y="0"/>
@@ -6067,7 +6408,7 @@
                     <pic:cNvPicPr/>
                   </pic:nvPicPr>
                   <pic:blipFill>
-                    <a:blip r:embed="rId61"/>
+                    <a:blip r:embed="rId65"/>
                     <a:stretch>
                       <a:fillRect/>
                     </a:stretch>
@@ -6094,10 +6435,7 @@
         </w:drawing>
       </w:r>
       <w:r>
-        <w:t>C</w:t>
-      </w:r>
-      <w:r>
-        <w:t xml:space="preserve">ome faccio riferimento alla URI di </w:t>
+        <w:t xml:space="preserve">Come faccio riferimento alla URI di </w:t>
       </w:r>
       <w:proofErr w:type="spellStart"/>
       <w:r>
@@ -6146,16 +6484,7 @@
         <w:contextualSpacing/>
       </w:pPr>
       <w:r>
-        <w:t>Inserendo l’URI al file GitHub nell’attributo `target</w:t>
-      </w:r>
-      <w:r>
-        <w:t>"</w:t>
-      </w:r>
-      <w:r>
-        <w:t xml:space="preserve"> di `&lt;gloss&gt;`. In questo esempio però non viene indicato nel target il termine a cui facciamo riferimento, ma solo il file. Si può indicare magari come #ID finale all’URI?</w:t>
-      </w:r>
-      <w:r>
-        <w:t xml:space="preserve"> (come ho fatto nel mio documento)</w:t>
+        <w:t>Inserendo l’URI al file GitHub nell’attributo `target" di `&lt;gloss&gt;`. In questo esempio però non viene indicato nel target il termine a cui facciamo riferimento, ma solo il file. Si può indicare magari come #ID finale all’URI? (come ho fatto nel mio documento)</w:t>
       </w:r>
     </w:p>
     <w:p>
@@ -6174,10 +6503,7 @@
       </w:r>
       <w:proofErr w:type="spellEnd"/>
       <w:r>
-        <w:t>, o posso evitarlo?</w:t>
-      </w:r>
-      <w:r>
-        <w:t xml:space="preserve"> (nel mio documento l’ho riscritta)</w:t>
+        <w:t>, o posso evitarlo? (nel mio documento l’ho riscritta)</w:t>
       </w:r>
     </w:p>
     <w:p>
@@ -6208,70 +6534,71 @@
           <w:sz w:val="28"/>
           <w:szCs w:val="28"/>
         </w:rPr>
-        <w:t>A</w:t>
-      </w:r>
-      <w:r>
+        <w:t>Avendo costruito un glossario</w:t>
+      </w:r>
+    </w:p>
+    <w:p>
+      <w:pPr>
+        <w:pBdr>
+          <w:left w:val="single" w:sz="18" w:space="4" w:color="F4B083" w:themeColor="accent2" w:themeTint="99"/>
+        </w:pBdr>
+        <w:contextualSpacing/>
+        <w:rPr>
+          <w:b/>
+          <w:bCs/>
+        </w:rPr>
+      </w:pPr>
+      <w:r>
+        <w:rPr>
+          <w:b/>
+          <w:bCs/>
+        </w:rPr>
+        <w:t>Termini con più accezioni</w:t>
+      </w:r>
+      <w:r>
+        <w:rPr>
+          <w:b/>
+          <w:bCs/>
+        </w:rPr>
+        <w:t xml:space="preserve">: </w:t>
+      </w:r>
+      <w:r>
+        <w:t xml:space="preserve">In </w:t>
+      </w:r>
+      <w:proofErr w:type="spellStart"/>
+      <w:r>
+        <w:t>Ontology</w:t>
+      </w:r>
+      <w:proofErr w:type="spellEnd"/>
+      <w:r>
+        <w:t xml:space="preserve"> alcuni termini sono presenti più volte per definire le varie accezioni. Nel mio glossario devo riportare l’accezione adatta al contesto del testo, oppure tutte quelle presenti? In questo ultimo caso, cosa uso come attributo per distinguerle e farci riferimento? Nel mio codice ho usato l’attributo `n="1"`.</w:t>
+      </w:r>
+    </w:p>
+    <w:p>
+      <w:pPr>
+        <w:contextualSpacing/>
+      </w:pPr>
+    </w:p>
+    <w:p>
+      <w:pPr>
+        <w:contextualSpacing/>
         <w:rPr>
           <w:b/>
           <w:bCs/>
           <w:sz w:val="28"/>
           <w:szCs w:val="28"/>
         </w:rPr>
-        <w:t>vendo costruito un glossario</w:t>
-      </w:r>
-    </w:p>
-    <w:p>
-      <w:pPr>
-        <w:pBdr>
-          <w:left w:val="single" w:sz="18" w:space="4" w:color="F4B083" w:themeColor="accent2" w:themeTint="99"/>
-        </w:pBdr>
-        <w:contextualSpacing/>
-        <w:rPr>
-          <w:b/>
-          <w:bCs/>
-        </w:rPr>
-      </w:pPr>
-      <w:r>
-        <w:rPr>
-          <w:b/>
-          <w:bCs/>
-        </w:rPr>
-        <w:t>Termini con più accezioni</w:t>
-      </w:r>
-      <w:r>
-        <w:rPr>
-          <w:b/>
-          <w:bCs/>
-        </w:rPr>
-        <w:t xml:space="preserve">: </w:t>
-      </w:r>
-      <w:r>
-        <w:t xml:space="preserve">In </w:t>
-      </w:r>
-      <w:proofErr w:type="spellStart"/>
-      <w:r>
-        <w:t>Ontology</w:t>
-      </w:r>
-      <w:proofErr w:type="spellEnd"/>
-      <w:r>
-        <w:t xml:space="preserve"> alcuni termini sono presenti più volte per definire le varie accezioni. Nel mio glossario devo riportare l’accezione adatta al contesto del testo, oppure tutte quelle presenti? In questo ultimo caso, cosa uso come attributo per distinguerle e farci riferimento? Nel mio codice ho usato l’attributo `n="1"`.</w:t>
-      </w:r>
-    </w:p>
-    <w:p>
-      <w:pPr>
-        <w:contextualSpacing/>
-      </w:pPr>
-    </w:p>
-    <w:p>
-      <w:pPr>
-        <w:contextualSpacing/>
+      </w:pPr>
+      <w:r>
         <w:rPr>
           <w:b/>
           <w:bCs/>
           <w:sz w:val="28"/>
           <w:szCs w:val="28"/>
         </w:rPr>
-      </w:pPr>
+        <w:lastRenderedPageBreak/>
+        <w:t>V</w:t>
+      </w:r>
       <w:r>
         <w:rPr>
           <w:b/>
@@ -6279,9 +6606,9 @@
           <w:sz w:val="28"/>
           <w:szCs w:val="28"/>
         </w:rPr>
-        <w:lastRenderedPageBreak/>
-        <w:t>V</w:t>
-      </w:r>
+        <w:t xml:space="preserve">alore di </w:t>
+      </w:r>
+      <w:proofErr w:type="spellStart"/>
       <w:r>
         <w:rPr>
           <w:b/>
@@ -6289,69 +6616,60 @@
           <w:sz w:val="28"/>
           <w:szCs w:val="28"/>
         </w:rPr>
-        <w:t xml:space="preserve">alore di </w:t>
+        <w:t>subtype</w:t>
+      </w:r>
+      <w:proofErr w:type="spellEnd"/>
+    </w:p>
+    <w:p>
+      <w:pPr>
+        <w:contextualSpacing/>
+      </w:pPr>
+      <w:r>
+        <w:t xml:space="preserve">Come posso capire quale valore di </w:t>
       </w:r>
       <w:proofErr w:type="spellStart"/>
       <w:r>
+        <w:t>subtype</w:t>
+      </w:r>
+      <w:proofErr w:type="spellEnd"/>
+      <w:r>
+        <w:t xml:space="preserve"> sia adeguato, ad esempio, per “histoire”?</w:t>
+      </w:r>
+    </w:p>
+    <w:p>
+      <w:pPr>
+        <w:contextualSpacing/>
+      </w:pPr>
+    </w:p>
+    <w:p>
+      <w:pPr>
+        <w:contextualSpacing/>
         <w:rPr>
           <w:b/>
           <w:bCs/>
           <w:sz w:val="28"/>
           <w:szCs w:val="28"/>
         </w:rPr>
-        <w:t>subtype</w:t>
-      </w:r>
-      <w:proofErr w:type="spellEnd"/>
-    </w:p>
-    <w:p>
-      <w:pPr>
-        <w:contextualSpacing/>
-      </w:pPr>
-      <w:r>
-        <w:t xml:space="preserve">Come posso capire quale valore di </w:t>
-      </w:r>
-      <w:proofErr w:type="spellStart"/>
-      <w:r>
-        <w:t>subtype</w:t>
-      </w:r>
-      <w:proofErr w:type="spellEnd"/>
-      <w:r>
-        <w:t xml:space="preserve"> sia adeguato, ad esempio, per “histoire”?</w:t>
-      </w:r>
-    </w:p>
-    <w:p>
-      <w:pPr>
-        <w:contextualSpacing/>
-      </w:pPr>
-    </w:p>
-    <w:p>
-      <w:pPr>
-        <w:contextualSpacing/>
+      </w:pPr>
+      <w:r>
         <w:rPr>
           <w:b/>
           <w:bCs/>
           <w:sz w:val="28"/>
           <w:szCs w:val="28"/>
         </w:rPr>
+        <w:t>Perifrasi per lo stesso termine</w:t>
+      </w:r>
+    </w:p>
+    <w:p>
+      <w:pPr>
+        <w:contextualSpacing/>
       </w:pPr>
       <w:r>
         <w:rPr>
           <w:b/>
           <w:bCs/>
-          <w:sz w:val="28"/>
-          <w:szCs w:val="28"/>
-        </w:rPr>
-        <w:t>Perifrasi per lo stesso termine</w:t>
-      </w:r>
-    </w:p>
-    <w:p>
-      <w:pPr>
-        <w:contextualSpacing/>
-      </w:pPr>
-      <w:r>
-        <w:rPr>
-          <w:b/>
-          <w:bCs/>
+          <w:noProof/>
           <w:color w:val="FF0000"/>
         </w:rPr>
         <w:drawing>
@@ -6378,7 +6696,7 @@
                     <pic:cNvPicPr/>
                   </pic:nvPicPr>
                   <pic:blipFill>
-                    <a:blip r:embed="rId62"/>
+                    <a:blip r:embed="rId66"/>
                     <a:stretch>
                       <a:fillRect/>
                     </a:stretch>
@@ -6412,6 +6730,9 @@
         <w:pStyle w:val="Titolo3"/>
       </w:pPr>
       <w:r>
+        <w:rPr>
+          <w:noProof/>
+        </w:rPr>
         <w:drawing>
           <wp:anchor distT="0" distB="0" distL="114300" distR="114300" simplePos="0" relativeHeight="251757568" behindDoc="0" locked="0" layoutInCell="1" allowOverlap="1" wp14:anchorId="5190564D" wp14:editId="33152C40">
             <wp:simplePos x="0" y="0"/>
@@ -6436,7 +6757,7 @@
                     <pic:cNvPicPr/>
                   </pic:nvPicPr>
                   <pic:blipFill>
-                    <a:blip r:embed="rId63"/>
+                    <a:blip r:embed="rId67"/>
                     <a:stretch>
                       <a:fillRect/>
                     </a:stretch>
@@ -6552,7 +6873,7 @@
         <w:annotationRef/>
       </w:r>
       <w:r>
-        <w:t xml:space="preserve">Nel documento Prolusioni 1 - Prova di tag Contenuto (16.05.2021)[8364] → è citato </w:t>
+        <w:t xml:space="preserve">Nel documento Prolusioni 1 - Prova di tag Contenuto → è citato </w:t>
       </w:r>
       <w:proofErr w:type="spellStart"/>
       <w:r>
@@ -6598,7 +6919,7 @@
       </w:r>
     </w:p>
   </w:comment>
-  <w:comment w:id="3" w:author="Agnese Camici" w:date="2022-02-19T16:02:00Z" w:initials="AC">
+  <w:comment w:id="3" w:author="Agnese Camici [2]" w:date="2022-02-20T15:23:00Z" w:initials="AC">
     <w:p>
       <w:pPr>
         <w:pStyle w:val="Testocommento"/>
@@ -6607,6 +6928,86 @@
         <w:rPr>
           <w:rStyle w:val="Rimandocommento"/>
         </w:rPr>
+        <w:annotationRef/>
+      </w:r>
+      <w:r>
+        <w:t>Per numerare le pericopi in Morfologia posso usare tre criteri:</w:t>
+      </w:r>
+    </w:p>
+    <w:p>
+      <w:pPr>
+        <w:pStyle w:val="Testocommento"/>
+        <w:numPr>
+          <w:ilvl w:val="0"/>
+          <w:numId w:val="21"/>
+        </w:numPr>
+      </w:pPr>
+      <w:r>
+        <w:t xml:space="preserve"> Quello suggerito per Prolusioni dai saussurian</w:t>
+      </w:r>
+      <w:r>
+        <w:t xml:space="preserve">i: </w:t>
+      </w:r>
+      <w:proofErr w:type="spellStart"/>
+      <w:r>
+        <w:t>94Gaaa001</w:t>
+      </w:r>
+      <w:proofErr w:type="spellEnd"/>
+    </w:p>
+    <w:p>
+      <w:pPr>
+        <w:pStyle w:val="Testocommento"/>
+        <w:numPr>
+          <w:ilvl w:val="0"/>
+          <w:numId w:val="21"/>
+        </w:numPr>
+      </w:pPr>
+      <w:r>
+        <w:t xml:space="preserve"> Quello delle scansioni </w:t>
+      </w:r>
+      <w:proofErr w:type="spellStart"/>
+      <w:r>
+        <w:t>BGE</w:t>
+      </w:r>
+      <w:proofErr w:type="spellEnd"/>
+      <w:r>
+        <w:t xml:space="preserve"> 3951/</w:t>
+      </w:r>
+      <w:proofErr w:type="spellStart"/>
+      <w:proofErr w:type="gramStart"/>
+      <w:r>
+        <w:t>7.n</w:t>
+      </w:r>
+      <w:proofErr w:type="spellEnd"/>
+      <w:proofErr w:type="gramEnd"/>
+    </w:p>
+    <w:p>
+      <w:pPr>
+        <w:pStyle w:val="Testocommento"/>
+        <w:numPr>
+          <w:ilvl w:val="0"/>
+          <w:numId w:val="21"/>
+        </w:numPr>
+      </w:pPr>
+      <w:r>
+        <w:t xml:space="preserve"> </w:t>
+      </w:r>
+      <w:proofErr w:type="spellStart"/>
+      <w:r>
+        <w:t>3293.1n</w:t>
+      </w:r>
+      <w:proofErr w:type="spellEnd"/>
+    </w:p>
+  </w:comment>
+  <w:comment w:id="4" w:author="Agnese Camici" w:date="2022-02-19T16:02:00Z" w:initials="AC">
+    <w:p>
+      <w:pPr>
+        <w:pStyle w:val="Testocommento"/>
+      </w:pPr>
+      <w:r>
+        <w:rPr>
+          <w:rStyle w:val="Rimandocommento"/>
+        </w:rPr>
         <w:t>DA CORREGGER</w:t>
       </w:r>
       <w:r>
@@ -6647,7 +7048,7 @@
       </w:r>
     </w:p>
   </w:comment>
-  <w:comment w:id="4" w:author="Agnese Camici" w:date="2022-02-19T16:18:00Z" w:initials="AC">
+  <w:comment w:id="5" w:author="Agnese Camici" w:date="2022-02-19T16:18:00Z" w:initials="AC">
     <w:p>
       <w:pPr>
         <w:pStyle w:val="Testocommento"/>
@@ -6680,7 +7081,7 @@
       </w:r>
     </w:p>
   </w:comment>
-  <w:comment w:id="5" w:author="Agnese Camici" w:date="2022-02-19T18:11:00Z" w:initials="AC">
+  <w:comment w:id="6" w:author="Agnese Camici" w:date="2022-02-19T18:11:00Z" w:initials="AC">
     <w:p>
       <w:pPr>
         <w:pStyle w:val="Testocommento"/>
@@ -6696,38 +7097,6 @@
       </w:r>
       <w:r>
         <w:t xml:space="preserve"> a livello di funzionamento di una futura corrispondenza bidirezionale tra facsimile e testo.</w:t>
-      </w:r>
-    </w:p>
-  </w:comment>
-  <w:comment w:id="6" w:author="Agnese Camici" w:date="2022-02-19T19:07:00Z" w:initials="AC">
-    <w:p>
-      <w:pPr>
-        <w:pStyle w:val="Testocommento"/>
-      </w:pPr>
-      <w:r>
-        <w:rPr>
-          <w:rStyle w:val="Rimandocommento"/>
-        </w:rPr>
-        <w:annotationRef/>
-      </w:r>
-      <w:r>
-        <w:t xml:space="preserve">la sigla </w:t>
-      </w:r>
-      <w:proofErr w:type="spellStart"/>
-      <w:r>
-        <w:t>THVP</w:t>
-      </w:r>
-      <w:proofErr w:type="spellEnd"/>
-      <w:r>
-        <w:t xml:space="preserve"> (riga 468) usata per indicare di voltare pagina è marcata con &lt;</w:t>
-      </w:r>
-      <w:proofErr w:type="spellStart"/>
-      <w:r>
-        <w:t>metamark</w:t>
-      </w:r>
-      <w:proofErr w:type="spellEnd"/>
-      <w:r>
-        <w:t>&gt; in quanto l’ho ritenuta un’indicazione su un livello superiore al testo, e fuori dal suo flusso. Può essere appropriato questo tag?</w:t>
       </w:r>
     </w:p>
   </w:comment>
@@ -6742,13 +7111,24 @@
         </w:rPr>
         <w:annotationRef/>
       </w:r>
+      <w:r>
+        <w:t xml:space="preserve">la sigla </w:t>
+      </w:r>
       <w:proofErr w:type="spellStart"/>
       <w:r>
         <w:t>THVP</w:t>
       </w:r>
       <w:proofErr w:type="spellEnd"/>
       <w:r>
-        <w:t xml:space="preserve"> non sono ancora riuscita a scioglierlo</w:t>
+        <w:t xml:space="preserve"> (riga 468) usata per indicare di voltare pagina è marcata con &lt;</w:t>
+      </w:r>
+      <w:proofErr w:type="spellStart"/>
+      <w:r>
+        <w:t>metamark</w:t>
+      </w:r>
+      <w:proofErr w:type="spellEnd"/>
+      <w:r>
+        <w:t>&gt; in quanto l’ho ritenuta un’indicazione su un livello superiore al testo, e fuori dal suo flusso. Può essere appropriato questo tag?</w:t>
       </w:r>
     </w:p>
   </w:comment>
@@ -6763,6 +7143,27 @@
         </w:rPr>
         <w:annotationRef/>
       </w:r>
+      <w:proofErr w:type="spellStart"/>
+      <w:r>
+        <w:t>THVP</w:t>
+      </w:r>
+      <w:proofErr w:type="spellEnd"/>
+      <w:r>
+        <w:t xml:space="preserve"> non sono ancora riuscita a scioglierlo</w:t>
+      </w:r>
+    </w:p>
+  </w:comment>
+  <w:comment w:id="9" w:author="Agnese Camici" w:date="2022-02-19T19:07:00Z" w:initials="AC">
+    <w:p>
+      <w:pPr>
+        <w:pStyle w:val="Testocommento"/>
+      </w:pPr>
+      <w:r>
+        <w:rPr>
+          <w:rStyle w:val="Rimandocommento"/>
+        </w:rPr>
+        <w:annotationRef/>
+      </w:r>
       <w:r>
         <w:t xml:space="preserve">durante la validazione la coesistenza di &lt;ab&gt; (riga 375) e di un &lt;div&gt; precedente (riga 375) dà errore sul </w:t>
       </w:r>
@@ -6784,7 +7185,7 @@
       </w:r>
     </w:p>
   </w:comment>
-  <w:comment w:id="9" w:author="Agnese Camici" w:date="2022-02-19T19:06:00Z" w:initials="AC">
+  <w:comment w:id="10" w:author="Agnese Camici" w:date="2022-02-19T19:06:00Z" w:initials="AC">
     <w:p>
       <w:pPr>
         <w:pStyle w:val="Testocommento"/>
@@ -6827,7 +7228,7 @@
       </w:r>
     </w:p>
   </w:comment>
-  <w:comment w:id="10" w:author="Agnese Camici" w:date="2022-02-19T19:17:00Z" w:initials="AC">
+  <w:comment w:id="11" w:author="Agnese Camici" w:date="2022-02-19T19:17:00Z" w:initials="AC">
     <w:p>
       <w:pPr>
         <w:pStyle w:val="Testocommento"/>
@@ -6858,6 +7259,7 @@
   <w15:commentEx w15:paraId="7C0A5F0F" w15:done="0"/>
   <w15:commentEx w15:paraId="350C7244" w15:done="0"/>
   <w15:commentEx w15:paraId="703E630F" w15:done="0"/>
+  <w15:commentEx w15:paraId="202258E3" w15:done="0"/>
   <w15:commentEx w15:paraId="501A0D3D" w15:done="0"/>
   <w15:commentEx w15:paraId="3E2DC8AF" w15:done="0"/>
   <w15:commentEx w15:paraId="07873AC0" w15:done="0"/>
@@ -6874,6 +7276,7 @@
   <w16cex:commentExtensible w16cex:durableId="25BB51CA" w16cex:dateUtc="2022-02-19T10:23:00Z"/>
   <w16cex:commentExtensible w16cex:durableId="25BB5EEA" w16cex:dateUtc="2022-02-19T11:19:00Z"/>
   <w16cex:commentExtensible w16cex:durableId="25BB911D" w16cex:dateUtc="2022-02-19T14:54:00Z"/>
+  <w16cex:commentExtensible w16cex:durableId="25BCDB58" w16cex:dateUtc="2022-02-20T14:23:00Z"/>
   <w16cex:commentExtensible w16cex:durableId="25BB9316" w16cex:dateUtc="2022-02-19T15:02:00Z"/>
   <w16cex:commentExtensible w16cex:durableId="25BB96D8" w16cex:dateUtc="2022-02-19T15:18:00Z"/>
   <w16cex:commentExtensible w16cex:durableId="25BBB146" w16cex:dateUtc="2022-02-19T17:11:00Z"/>
@@ -6890,6 +7293,7 @@
   <w16cid:commentId w16cid:paraId="7C0A5F0F" w16cid:durableId="25BB51CA"/>
   <w16cid:commentId w16cid:paraId="350C7244" w16cid:durableId="25BB5EEA"/>
   <w16cid:commentId w16cid:paraId="703E630F" w16cid:durableId="25BB911D"/>
+  <w16cid:commentId w16cid:paraId="202258E3" w16cid:durableId="25BCDB58"/>
   <w16cid:commentId w16cid:paraId="501A0D3D" w16cid:durableId="25BB9316"/>
   <w16cid:commentId w16cid:paraId="3E2DC8AF" w16cid:durableId="25BB96D8"/>
   <w16cid:commentId w16cid:paraId="07873AC0" w16cid:durableId="25BBB146"/>
@@ -8302,6 +8706,184 @@
     </w:lvl>
   </w:abstractNum>
   <w:abstractNum w:abstractNumId="13" w15:restartNumberingAfterBreak="0">
+    <w:nsid w:val="4C8B37C1"/>
+    <w:multiLevelType w:val="hybridMultilevel"/>
+    <w:tmpl w:val="1DA6EB0C"/>
+    <w:lvl w:ilvl="0" w:tplc="04100011">
+      <w:start w:val="1"/>
+      <w:numFmt w:val="decimal"/>
+      <w:lvlText w:val="%1)"/>
+      <w:lvlJc w:val="left"/>
+      <w:pPr>
+        <w:ind w:left="720" w:hanging="360"/>
+      </w:pPr>
+      <w:rPr>
+        <w:rFonts w:hint="default"/>
+      </w:rPr>
+    </w:lvl>
+    <w:lvl w:ilvl="1" w:tplc="04100019" w:tentative="1">
+      <w:start w:val="1"/>
+      <w:numFmt w:val="lowerLetter"/>
+      <w:lvlText w:val="%2."/>
+      <w:lvlJc w:val="left"/>
+      <w:pPr>
+        <w:ind w:left="1440" w:hanging="360"/>
+      </w:pPr>
+    </w:lvl>
+    <w:lvl w:ilvl="2" w:tplc="0410001B" w:tentative="1">
+      <w:start w:val="1"/>
+      <w:numFmt w:val="lowerRoman"/>
+      <w:lvlText w:val="%3."/>
+      <w:lvlJc w:val="right"/>
+      <w:pPr>
+        <w:ind w:left="2160" w:hanging="180"/>
+      </w:pPr>
+    </w:lvl>
+    <w:lvl w:ilvl="3" w:tplc="0410000F" w:tentative="1">
+      <w:start w:val="1"/>
+      <w:numFmt w:val="decimal"/>
+      <w:lvlText w:val="%4."/>
+      <w:lvlJc w:val="left"/>
+      <w:pPr>
+        <w:ind w:left="2880" w:hanging="360"/>
+      </w:pPr>
+    </w:lvl>
+    <w:lvl w:ilvl="4" w:tplc="04100019" w:tentative="1">
+      <w:start w:val="1"/>
+      <w:numFmt w:val="lowerLetter"/>
+      <w:lvlText w:val="%5."/>
+      <w:lvlJc w:val="left"/>
+      <w:pPr>
+        <w:ind w:left="3600" w:hanging="360"/>
+      </w:pPr>
+    </w:lvl>
+    <w:lvl w:ilvl="5" w:tplc="0410001B" w:tentative="1">
+      <w:start w:val="1"/>
+      <w:numFmt w:val="lowerRoman"/>
+      <w:lvlText w:val="%6."/>
+      <w:lvlJc w:val="right"/>
+      <w:pPr>
+        <w:ind w:left="4320" w:hanging="180"/>
+      </w:pPr>
+    </w:lvl>
+    <w:lvl w:ilvl="6" w:tplc="0410000F" w:tentative="1">
+      <w:start w:val="1"/>
+      <w:numFmt w:val="decimal"/>
+      <w:lvlText w:val="%7."/>
+      <w:lvlJc w:val="left"/>
+      <w:pPr>
+        <w:ind w:left="5040" w:hanging="360"/>
+      </w:pPr>
+    </w:lvl>
+    <w:lvl w:ilvl="7" w:tplc="04100019" w:tentative="1">
+      <w:start w:val="1"/>
+      <w:numFmt w:val="lowerLetter"/>
+      <w:lvlText w:val="%8."/>
+      <w:lvlJc w:val="left"/>
+      <w:pPr>
+        <w:ind w:left="5760" w:hanging="360"/>
+      </w:pPr>
+    </w:lvl>
+    <w:lvl w:ilvl="8" w:tplc="0410001B" w:tentative="1">
+      <w:start w:val="1"/>
+      <w:numFmt w:val="lowerRoman"/>
+      <w:lvlText w:val="%9."/>
+      <w:lvlJc w:val="right"/>
+      <w:pPr>
+        <w:ind w:left="6480" w:hanging="180"/>
+      </w:pPr>
+    </w:lvl>
+  </w:abstractNum>
+  <w:abstractNum w:abstractNumId="14" w15:restartNumberingAfterBreak="0">
+    <w:nsid w:val="52E97AAF"/>
+    <w:multiLevelType w:val="hybridMultilevel"/>
+    <w:tmpl w:val="71205A56"/>
+    <w:lvl w:ilvl="0" w:tplc="04100011">
+      <w:start w:val="1"/>
+      <w:numFmt w:val="decimal"/>
+      <w:lvlText w:val="%1)"/>
+      <w:lvlJc w:val="left"/>
+      <w:pPr>
+        <w:ind w:left="720" w:hanging="360"/>
+      </w:pPr>
+      <w:rPr>
+        <w:rFonts w:hint="default"/>
+      </w:rPr>
+    </w:lvl>
+    <w:lvl w:ilvl="1" w:tplc="04100019" w:tentative="1">
+      <w:start w:val="1"/>
+      <w:numFmt w:val="lowerLetter"/>
+      <w:lvlText w:val="%2."/>
+      <w:lvlJc w:val="left"/>
+      <w:pPr>
+        <w:ind w:left="1440" w:hanging="360"/>
+      </w:pPr>
+    </w:lvl>
+    <w:lvl w:ilvl="2" w:tplc="0410001B" w:tentative="1">
+      <w:start w:val="1"/>
+      <w:numFmt w:val="lowerRoman"/>
+      <w:lvlText w:val="%3."/>
+      <w:lvlJc w:val="right"/>
+      <w:pPr>
+        <w:ind w:left="2160" w:hanging="180"/>
+      </w:pPr>
+    </w:lvl>
+    <w:lvl w:ilvl="3" w:tplc="0410000F" w:tentative="1">
+      <w:start w:val="1"/>
+      <w:numFmt w:val="decimal"/>
+      <w:lvlText w:val="%4."/>
+      <w:lvlJc w:val="left"/>
+      <w:pPr>
+        <w:ind w:left="2880" w:hanging="360"/>
+      </w:pPr>
+    </w:lvl>
+    <w:lvl w:ilvl="4" w:tplc="04100019" w:tentative="1">
+      <w:start w:val="1"/>
+      <w:numFmt w:val="lowerLetter"/>
+      <w:lvlText w:val="%5."/>
+      <w:lvlJc w:val="left"/>
+      <w:pPr>
+        <w:ind w:left="3600" w:hanging="360"/>
+      </w:pPr>
+    </w:lvl>
+    <w:lvl w:ilvl="5" w:tplc="0410001B" w:tentative="1">
+      <w:start w:val="1"/>
+      <w:numFmt w:val="lowerRoman"/>
+      <w:lvlText w:val="%6."/>
+      <w:lvlJc w:val="right"/>
+      <w:pPr>
+        <w:ind w:left="4320" w:hanging="180"/>
+      </w:pPr>
+    </w:lvl>
+    <w:lvl w:ilvl="6" w:tplc="0410000F" w:tentative="1">
+      <w:start w:val="1"/>
+      <w:numFmt w:val="decimal"/>
+      <w:lvlText w:val="%7."/>
+      <w:lvlJc w:val="left"/>
+      <w:pPr>
+        <w:ind w:left="5040" w:hanging="360"/>
+      </w:pPr>
+    </w:lvl>
+    <w:lvl w:ilvl="7" w:tplc="04100019" w:tentative="1">
+      <w:start w:val="1"/>
+      <w:numFmt w:val="lowerLetter"/>
+      <w:lvlText w:val="%8."/>
+      <w:lvlJc w:val="left"/>
+      <w:pPr>
+        <w:ind w:left="5760" w:hanging="360"/>
+      </w:pPr>
+    </w:lvl>
+    <w:lvl w:ilvl="8" w:tplc="0410001B" w:tentative="1">
+      <w:start w:val="1"/>
+      <w:numFmt w:val="lowerRoman"/>
+      <w:lvlText w:val="%9."/>
+      <w:lvlJc w:val="right"/>
+      <w:pPr>
+        <w:ind w:left="6480" w:hanging="180"/>
+      </w:pPr>
+    </w:lvl>
+  </w:abstractNum>
+  <w:abstractNum w:abstractNumId="15" w15:restartNumberingAfterBreak="0">
     <w:nsid w:val="545F7E91"/>
     <w:multiLevelType w:val="hybridMultilevel"/>
     <w:tmpl w:val="AA169B8C"/>
@@ -8414,7 +8996,7 @@
       </w:rPr>
     </w:lvl>
   </w:abstractNum>
-  <w:abstractNum w:abstractNumId="14" w15:restartNumberingAfterBreak="0">
+  <w:abstractNum w:abstractNumId="16" w15:restartNumberingAfterBreak="0">
     <w:nsid w:val="5E4E2D53"/>
     <w:multiLevelType w:val="hybridMultilevel"/>
     <w:tmpl w:val="F2F4FC30"/>
@@ -8527,7 +9109,7 @@
       </w:rPr>
     </w:lvl>
   </w:abstractNum>
-  <w:abstractNum w:abstractNumId="15" w15:restartNumberingAfterBreak="0">
+  <w:abstractNum w:abstractNumId="17" w15:restartNumberingAfterBreak="0">
     <w:nsid w:val="64137CF0"/>
     <w:multiLevelType w:val="hybridMultilevel"/>
     <w:tmpl w:val="B266872C"/>
@@ -8640,7 +9222,7 @@
       </w:rPr>
     </w:lvl>
   </w:abstractNum>
-  <w:abstractNum w:abstractNumId="16" w15:restartNumberingAfterBreak="0">
+  <w:abstractNum w:abstractNumId="18" w15:restartNumberingAfterBreak="0">
     <w:nsid w:val="711C1358"/>
     <w:multiLevelType w:val="hybridMultilevel"/>
     <w:tmpl w:val="9990B9E6"/>
@@ -8753,7 +9335,7 @@
       </w:rPr>
     </w:lvl>
   </w:abstractNum>
-  <w:abstractNum w:abstractNumId="17" w15:restartNumberingAfterBreak="0">
+  <w:abstractNum w:abstractNumId="19" w15:restartNumberingAfterBreak="0">
     <w:nsid w:val="713A0466"/>
     <w:multiLevelType w:val="hybridMultilevel"/>
     <w:tmpl w:val="11601622"/>
@@ -8866,7 +9448,7 @@
       </w:rPr>
     </w:lvl>
   </w:abstractNum>
-  <w:abstractNum w:abstractNumId="18" w15:restartNumberingAfterBreak="0">
+  <w:abstractNum w:abstractNumId="20" w15:restartNumberingAfterBreak="0">
     <w:nsid w:val="7BED7362"/>
     <w:multiLevelType w:val="hybridMultilevel"/>
     <w:tmpl w:val="B3D48296"/>
@@ -8986,16 +9568,16 @@
     <w:abstractNumId w:val="1"/>
   </w:num>
   <w:num w:numId="3">
-    <w:abstractNumId w:val="15"/>
+    <w:abstractNumId w:val="17"/>
   </w:num>
   <w:num w:numId="4">
     <w:abstractNumId w:val="2"/>
   </w:num>
   <w:num w:numId="5">
-    <w:abstractNumId w:val="14"/>
+    <w:abstractNumId w:val="16"/>
   </w:num>
   <w:num w:numId="6">
-    <w:abstractNumId w:val="16"/>
+    <w:abstractNumId w:val="18"/>
   </w:num>
   <w:num w:numId="7">
     <w:abstractNumId w:val="4"/>
@@ -9010,10 +9592,10 @@
     <w:abstractNumId w:val="12"/>
   </w:num>
   <w:num w:numId="11">
-    <w:abstractNumId w:val="13"/>
+    <w:abstractNumId w:val="15"/>
   </w:num>
   <w:num w:numId="12">
-    <w:abstractNumId w:val="17"/>
+    <w:abstractNumId w:val="19"/>
   </w:num>
   <w:num w:numId="13">
     <w:abstractNumId w:val="0"/>
@@ -9028,13 +9610,19 @@
     <w:abstractNumId w:val="11"/>
   </w:num>
   <w:num w:numId="17">
-    <w:abstractNumId w:val="18"/>
+    <w:abstractNumId w:val="20"/>
   </w:num>
   <w:num w:numId="18">
     <w:abstractNumId w:val="10"/>
   </w:num>
   <w:num w:numId="19">
     <w:abstractNumId w:val="8"/>
+  </w:num>
+  <w:num w:numId="20">
+    <w:abstractNumId w:val="14"/>
+  </w:num>
+  <w:num w:numId="21">
+    <w:abstractNumId w:val="13"/>
   </w:num>
 </w:numbering>
 </file>
@@ -9043,6 +9631,9 @@
 <w15:people xmlns:wpc="http://schemas.microsoft.com/office/word/2010/wordprocessingCanvas" xmlns:cx="http://schemas.microsoft.com/office/drawing/2014/chartex" xmlns:cx1="http://schemas.microsoft.com/office/drawing/2015/9/8/chartex" xmlns:cx2="http://schemas.microsoft.com/office/drawing/2015/10/21/chartex" xmlns:cx3="http://schemas.microsoft.com/office/drawing/2016/5/9/chartex" xmlns:cx4="http://schemas.microsoft.com/office/drawing/2016/5/10/chartex" xmlns:cx5="http://schemas.microsoft.com/office/drawing/2016/5/11/chartex" xmlns:cx6="http://schemas.microsoft.com/office/drawing/2016/5/12/chartex" xmlns:cx7="http://schemas.microsoft.com/office/drawing/2016/5/13/chartex" xmlns:cx8="http://schemas.microsoft.com/office/drawing/2016/5/14/chartex" xmlns:mc="http://schemas.openxmlformats.org/markup-compatibility/2006" xmlns:aink="http://schemas.microsoft.com/office/drawing/2016/ink" xmlns:am3d="http://schemas.microsoft.com/office/drawing/2017/model3d" xmlns:o="urn:schemas-microsoft-com:office:office" xmlns:r="http://schemas.openxmlformats.org/officeDocument/2006/relationships" xmlns:m="http://schemas.openxmlformats.org/officeDocument/2006/math" xmlns:v="urn:schemas-microsoft-com:vml" xmlns:wp14="http://schemas.microsoft.com/office/word/2010/wordprocessingDrawing" xmlns:wp="http://schemas.openxmlformats.org/drawingml/2006/wordprocessingDrawing" xmlns:w10="urn:schemas-microsoft-com:office:word" xmlns:w="http://schemas.openxmlformats.org/wordprocessingml/2006/main" xmlns:w14="http://schemas.microsoft.com/office/word/2010/wordml" xmlns:w15="http://schemas.microsoft.com/office/word/2012/wordml" xmlns:w16cex="http://schemas.microsoft.com/office/word/2018/wordml/cex" xmlns:w16cid="http://schemas.microsoft.com/office/word/2016/wordml/cid" xmlns:w16="http://schemas.microsoft.com/office/word/2018/wordml" xmlns:w16sdtdh="http://schemas.microsoft.com/office/word/2020/wordml/sdtdatahash" xmlns:w16se="http://schemas.microsoft.com/office/word/2015/wordml/symex" xmlns:wpg="http://schemas.microsoft.com/office/word/2010/wordprocessingGroup" xmlns:wpi="http://schemas.microsoft.com/office/word/2010/wordprocessingInk" xmlns:wne="http://schemas.microsoft.com/office/word/2006/wordml" xmlns:wps="http://schemas.microsoft.com/office/word/2010/wordprocessingShape" mc:Ignorable="w14 w15 w16se w16cid w16 w16cex w16sdtdh wp14">
   <w15:person w15:author="Agnese Camici">
     <w15:presenceInfo w15:providerId="None" w15:userId="Agnese Camici"/>
+  </w15:person>
+  <w15:person w15:author="Agnese Camici [2]">
+    <w15:presenceInfo w15:providerId="Windows Live" w15:userId="3ab3f8f91978f1c9"/>
   </w15:person>
 </w15:people>
 </file>
